--- a/fixes.docx
+++ b/fixes.docx
@@ -9,19 +9,22 @@
     </w:p>
     <w:p>
       <w:r>
-        <w:t>Старые названия файлов</w:t>
+        <w:t xml:space="preserve">Раньше медиа брались с из папки проекта, теперь берём из </w:t>
       </w:r>
-    </w:p>
-    <w:p>
       <w:r>
         <w:rPr>
-          <w:noProof/>
-        </w:rPr>
+          <w:lang w:val="en-US"/>
+        </w:rPr>
+        <w:t>minio</w:t>
+      </w:r>
+    </w:p>
+    <w:p>
+      <w:r>
         <w:drawing>
-          <wp:inline distT="0" distB="0" distL="0" distR="0" wp14:anchorId="776F83D2" wp14:editId="0C210F0C">
-            <wp:extent cx="3600953" cy="1552792"/>
-            <wp:effectExtent l="0" t="0" r="0" b="9525"/>
-            <wp:docPr id="741785681" name="Рисунок 1"/>
+          <wp:inline distT="0" distB="0" distL="0" distR="0" wp14:anchorId="71E1E5B1" wp14:editId="5E120B17">
+            <wp:extent cx="5940425" cy="1426845"/>
+            <wp:effectExtent l="0" t="0" r="3175" b="1905"/>
+            <wp:docPr id="370273678" name="Рисунок 1"/>
             <wp:cNvGraphicFramePr>
               <a:graphicFrameLocks xmlns:a="http://schemas.openxmlformats.org/drawingml/2006/main" noChangeAspect="1"/>
             </wp:cNvGraphicFramePr>
@@ -29,7 +32,7 @@
               <a:graphicData uri="http://schemas.openxmlformats.org/drawingml/2006/picture">
                 <pic:pic xmlns:pic="http://schemas.openxmlformats.org/drawingml/2006/picture">
                   <pic:nvPicPr>
-                    <pic:cNvPr id="741785681" name=""/>
+                    <pic:cNvPr id="370273678" name=""/>
                     <pic:cNvPicPr/>
                   </pic:nvPicPr>
                   <pic:blipFill>
@@ -41,7 +44,7 @@
                   <pic:spPr>
                     <a:xfrm>
                       <a:off x="0" y="0"/>
-                      <a:ext cx="3600953" cy="1552792"/>
+                      <a:ext cx="5940425" cy="1426845"/>
                     </a:xfrm>
                     <a:prstGeom prst="rect">
                       <a:avLst/>
@@ -56,58 +59,22 @@
     </w:p>
     <w:p>
       <w:r>
-        <w:t>Новые названия</w:t>
+        <w:t>Раньше была только одна картинка и одно видео на весь проект</w:t>
       </w:r>
-    </w:p>
-    <w:p>
       <w:r>
-        <w:drawing>
-          <wp:inline distT="0" distB="0" distL="0" distR="0" wp14:anchorId="312276DA" wp14:editId="12364C8F">
-            <wp:extent cx="3753374" cy="3934374"/>
-            <wp:effectExtent l="0" t="0" r="0" b="9525"/>
-            <wp:docPr id="757865048" name="Рисунок 1"/>
-            <wp:cNvGraphicFramePr>
-              <a:graphicFrameLocks xmlns:a="http://schemas.openxmlformats.org/drawingml/2006/main" noChangeAspect="1"/>
-            </wp:cNvGraphicFramePr>
-            <a:graphic xmlns:a="http://schemas.openxmlformats.org/drawingml/2006/main">
-              <a:graphicData uri="http://schemas.openxmlformats.org/drawingml/2006/picture">
-                <pic:pic xmlns:pic="http://schemas.openxmlformats.org/drawingml/2006/picture">
-                  <pic:nvPicPr>
-                    <pic:cNvPr id="757865048" name=""/>
-                    <pic:cNvPicPr/>
-                  </pic:nvPicPr>
-                  <pic:blipFill>
-                    <a:blip r:embed="rId5"/>
-                    <a:stretch>
-                      <a:fillRect/>
-                    </a:stretch>
-                  </pic:blipFill>
-                  <pic:spPr>
-                    <a:xfrm>
-                      <a:off x="0" y="0"/>
-                      <a:ext cx="3753374" cy="3934374"/>
-                    </a:xfrm>
-                    <a:prstGeom prst="rect">
-                      <a:avLst/>
-                    </a:prstGeom>
-                  </pic:spPr>
-                </pic:pic>
-              </a:graphicData>
-            </a:graphic>
-          </wp:inline>
-        </w:drawing>
+        <w:t xml:space="preserve"> + </w:t>
       </w:r>
-    </w:p>
-    <w:p>
       <w:r>
-        <w:br w:type="page"/>
+        <w:t>раньше навигация внизу была не видна если страница длинная</w:t>
       </w:r>
     </w:p>
-    <w:p/>
-    <w:p>
-      <w:r>
-        <w:t>Разные стили кнопок раньше</w:t>
-      </w:r>
+    <w:p>
+      <w:pPr>
+        <w:jc w:val="center"/>
+        <w:rPr>
+          <w:noProof/>
+        </w:rPr>
+      </w:pPr>
     </w:p>
     <w:p>
       <w:pPr>
@@ -118,60 +85,10 @@
           <w:noProof/>
         </w:rPr>
         <w:drawing>
-          <wp:inline distT="0" distB="0" distL="0" distR="0" wp14:anchorId="036777EC" wp14:editId="1CB8C782">
-            <wp:extent cx="1534123" cy="3537857"/>
-            <wp:effectExtent l="0" t="0" r="9525" b="5715"/>
-            <wp:docPr id="1408742879" name="Рисунок 1"/>
-            <wp:cNvGraphicFramePr>
-              <a:graphicFrameLocks xmlns:a="http://schemas.openxmlformats.org/drawingml/2006/main" noChangeAspect="1"/>
-            </wp:cNvGraphicFramePr>
-            <a:graphic xmlns:a="http://schemas.openxmlformats.org/drawingml/2006/main">
-              <a:graphicData uri="http://schemas.openxmlformats.org/drawingml/2006/picture">
-                <pic:pic xmlns:pic="http://schemas.openxmlformats.org/drawingml/2006/picture">
-                  <pic:nvPicPr>
-                    <pic:cNvPr id="1408742879" name=""/>
-                    <pic:cNvPicPr/>
-                  </pic:nvPicPr>
-                  <pic:blipFill>
-                    <a:blip r:embed="rId6"/>
-                    <a:stretch>
-                      <a:fillRect/>
-                    </a:stretch>
-                  </pic:blipFill>
-                  <pic:spPr>
-                    <a:xfrm>
-                      <a:off x="0" y="0"/>
-                      <a:ext cx="1539648" cy="3550599"/>
-                    </a:xfrm>
-                    <a:prstGeom prst="rect">
-                      <a:avLst/>
-                    </a:prstGeom>
-                  </pic:spPr>
-                </pic:pic>
-              </a:graphicData>
-            </a:graphic>
-          </wp:inline>
-        </w:drawing>
-      </w:r>
-    </w:p>
-    <w:p>
-      <w:r>
-        <w:t>Одинаковый стиль кнопок теперь</w:t>
-      </w:r>
-    </w:p>
-    <w:p>
-      <w:pPr>
-        <w:jc w:val="center"/>
-      </w:pPr>
-      <w:r>
-        <w:rPr>
-          <w:noProof/>
-        </w:rPr>
-        <w:drawing>
-          <wp:inline distT="0" distB="0" distL="0" distR="0" wp14:anchorId="4FD38638" wp14:editId="1562B606">
-            <wp:extent cx="1283411" cy="3962400"/>
-            <wp:effectExtent l="0" t="0" r="0" b="0"/>
-            <wp:docPr id="643541772" name="Рисунок 1"/>
+          <wp:inline distT="0" distB="0" distL="0" distR="0" wp14:anchorId="5D65BF05" wp14:editId="39B0956D">
+            <wp:extent cx="2607733" cy="6348364"/>
+            <wp:effectExtent l="0" t="0" r="2540" b="0"/>
+            <wp:docPr id="303855043" name="Рисунок 1"/>
             <wp:cNvGraphicFramePr>
               <a:graphicFrameLocks xmlns:a="http://schemas.openxmlformats.org/drawingml/2006/main" noChangeAspect="1"/>
             </wp:cNvGraphicFramePr>
@@ -184,15 +101,15 @@
                       <a:picLocks noChangeAspect="1" noChangeArrowheads="1"/>
                     </pic:cNvPicPr>
                   </pic:nvPicPr>
-                  <pic:blipFill>
-                    <a:blip r:embed="rId7" cstate="print">
+                  <pic:blipFill rotWithShape="1">
+                    <a:blip r:embed="rId5" cstate="print">
                       <a:extLst>
                         <a:ext uri="{28A0092B-C50C-407E-A947-70E740481C1C}">
                           <a14:useLocalDpi xmlns:a14="http://schemas.microsoft.com/office/drawing/2010/main" val="0"/>
                         </a:ext>
                       </a:extLst>
                     </a:blip>
-                    <a:srcRect/>
+                    <a:srcRect b="21149"/>
                     <a:stretch>
                       <a:fillRect/>
                     </a:stretch>
@@ -200,7 +117,7 @@
                   <pic:spPr bwMode="auto">
                     <a:xfrm>
                       <a:off x="0" y="0"/>
-                      <a:ext cx="1289011" cy="3979690"/>
+                      <a:ext cx="2628809" cy="6399673"/>
                     </a:xfrm>
                     <a:prstGeom prst="rect">
                       <a:avLst/>
@@ -209,6 +126,11 @@
                     <a:ln>
                       <a:noFill/>
                     </a:ln>
+                    <a:extLst>
+                      <a:ext uri="{53640926-AAD7-44D8-BBD7-CCE9431645EC}">
+                        <a14:shadowObscured xmlns:a14="http://schemas.microsoft.com/office/drawing/2010/main"/>
+                      </a:ext>
+                    </a:extLst>
                   </pic:spPr>
                 </pic:pic>
               </a:graphicData>
@@ -218,14 +140,1499 @@
       </w:r>
     </w:p>
     <w:p>
+      <w:pPr>
+        <w:rPr>
+          <w:lang w:val="en-US"/>
+        </w:rPr>
+      </w:pPr>
+      <w:r>
+        <w:lastRenderedPageBreak/>
+        <w:t xml:space="preserve"> теперь </w:t>
+      </w:r>
+      <w:r>
+        <w:t>у каждого телескопа есть своё изображение + футер всегда виден внизу</w:t>
+      </w:r>
+    </w:p>
+    <w:p>
+      <w:pPr>
+        <w:jc w:val="center"/>
+        <w:rPr>
+          <w:lang w:val="en-US"/>
+        </w:rPr>
+      </w:pPr>
+      <w:r>
+        <w:rPr>
+          <w:lang w:val="en-US"/>
+        </w:rPr>
+        <w:drawing>
+          <wp:inline distT="0" distB="0" distL="0" distR="0" wp14:anchorId="0CE0F83E" wp14:editId="670CBE3B">
+            <wp:extent cx="2898110" cy="6278880"/>
+            <wp:effectExtent l="0" t="0" r="0" b="7620"/>
+            <wp:docPr id="306619321" name="Рисунок 1"/>
+            <wp:cNvGraphicFramePr>
+              <a:graphicFrameLocks xmlns:a="http://schemas.openxmlformats.org/drawingml/2006/main" noChangeAspect="1"/>
+            </wp:cNvGraphicFramePr>
+            <a:graphic xmlns:a="http://schemas.openxmlformats.org/drawingml/2006/main">
+              <a:graphicData uri="http://schemas.openxmlformats.org/drawingml/2006/picture">
+                <pic:pic xmlns:pic="http://schemas.openxmlformats.org/drawingml/2006/picture">
+                  <pic:nvPicPr>
+                    <pic:cNvPr id="306619321" name=""/>
+                    <pic:cNvPicPr/>
+                  </pic:nvPicPr>
+                  <pic:blipFill>
+                    <a:blip r:embed="rId6"/>
+                    <a:stretch>
+                      <a:fillRect/>
+                    </a:stretch>
+                  </pic:blipFill>
+                  <pic:spPr>
+                    <a:xfrm>
+                      <a:off x="0" y="0"/>
+                      <a:ext cx="2903378" cy="6290294"/>
+                    </a:xfrm>
+                    <a:prstGeom prst="rect">
+                      <a:avLst/>
+                    </a:prstGeom>
+                  </pic:spPr>
+                </pic:pic>
+              </a:graphicData>
+            </a:graphic>
+          </wp:inline>
+        </w:drawing>
+      </w:r>
+    </w:p>
+    <w:p/>
+    <w:p>
       <w:r>
         <w:br w:type="page"/>
       </w:r>
     </w:p>
     <w:p>
+      <w:pPr>
+        <w:rPr>
+          <w:sz w:val="28"/>
+          <w:szCs w:val="28"/>
+        </w:rPr>
+      </w:pPr>
       <w:r>
+        <w:rPr>
+          <w:sz w:val="28"/>
+          <w:szCs w:val="28"/>
+        </w:rPr>
         <w:lastRenderedPageBreak/>
-        <w:t>Создана ранее отсутствующая вкладка «Добавление»</w:t>
+        <w:t>Раньше</w:t>
+      </w:r>
+      <w:r>
+        <w:rPr>
+          <w:sz w:val="28"/>
+          <w:szCs w:val="28"/>
+        </w:rPr>
+        <w:t xml:space="preserve"> в хендлере</w:t>
+      </w:r>
+      <w:r>
+        <w:rPr>
+          <w:sz w:val="28"/>
+          <w:szCs w:val="28"/>
+        </w:rPr>
+        <w:t xml:space="preserve"> запрашивались все телескопы </w:t>
+      </w:r>
+      <w:r>
+        <w:rPr>
+          <w:sz w:val="28"/>
+          <w:szCs w:val="28"/>
+        </w:rPr>
+        <w:t>из БД для получения следующего в ленте</w:t>
+      </w:r>
+    </w:p>
+    <w:tbl>
+      <w:tblPr>
+        <w:tblStyle w:val="ac"/>
+        <w:tblW w:w="0" w:type="auto"/>
+        <w:tblLook w:val="04A0" w:firstRow="1" w:lastRow="0" w:firstColumn="1" w:lastColumn="0" w:noHBand="0" w:noVBand="1"/>
+      </w:tblPr>
+      <w:tblGrid>
+        <w:gridCol w:w="9345"/>
+      </w:tblGrid>
+      <w:tr>
+        <w:tc>
+          <w:tcPr>
+            <w:tcW w:w="9345" w:type="dxa"/>
+            <w:shd w:val="clear" w:color="auto" w:fill="E7E6E6" w:themeFill="background2"/>
+          </w:tcPr>
+          <w:p>
+            <w:pPr>
+              <w:rPr>
+                <w:lang w:val="en-US"/>
+              </w:rPr>
+            </w:pPr>
+            <w:r>
+              <w:rPr>
+                <w:lang w:val="en-US"/>
+              </w:rPr>
+              <w:t>func (h *Handler) GetTelescopeFeed(ctx *gin.Context) {</w:t>
+            </w:r>
+          </w:p>
+          <w:p>
+            <w:pPr>
+              <w:rPr>
+                <w:lang w:val="en-US"/>
+              </w:rPr>
+            </w:pPr>
+            <w:r>
+              <w:rPr>
+                <w:lang w:val="en-US"/>
+              </w:rPr>
+              <w:t>    telescopes, err := h.Repository.GetTelescopes()</w:t>
+            </w:r>
+          </w:p>
+          <w:p>
+            <w:pPr>
+              <w:rPr>
+                <w:lang w:val="en-US"/>
+              </w:rPr>
+            </w:pPr>
+            <w:r>
+              <w:rPr>
+                <w:lang w:val="en-US"/>
+              </w:rPr>
+              <w:t>    if err != nil || len(telescopes) == 0 {</w:t>
+            </w:r>
+          </w:p>
+          <w:p>
+            <w:r>
+              <w:rPr>
+                <w:lang w:val="en-US"/>
+              </w:rPr>
+              <w:t xml:space="preserve">        </w:t>
+            </w:r>
+            <w:r>
+              <w:t>logrus.Error(err)</w:t>
+            </w:r>
+          </w:p>
+          <w:p>
+            <w:r>
+              <w:t>        ctx.String(http.StatusInternalServerError, "нет данных")</w:t>
+            </w:r>
+          </w:p>
+          <w:p>
+            <w:pPr>
+              <w:rPr>
+                <w:lang w:val="en-US"/>
+              </w:rPr>
+            </w:pPr>
+            <w:r>
+              <w:t xml:space="preserve">        </w:t>
+            </w:r>
+            <w:r>
+              <w:rPr>
+                <w:lang w:val="en-US"/>
+              </w:rPr>
+              <w:t>return</w:t>
+            </w:r>
+          </w:p>
+          <w:p>
+            <w:pPr>
+              <w:rPr>
+                <w:lang w:val="en-US"/>
+              </w:rPr>
+            </w:pPr>
+            <w:r>
+              <w:rPr>
+                <w:lang w:val="en-US"/>
+              </w:rPr>
+              <w:t>    }</w:t>
+            </w:r>
+          </w:p>
+          <w:p>
+            <w:pPr>
+              <w:rPr>
+                <w:lang w:val="en-US"/>
+              </w:rPr>
+            </w:pPr>
+          </w:p>
+          <w:p>
+            <w:pPr>
+              <w:rPr>
+                <w:lang w:val="en-US"/>
+              </w:rPr>
+            </w:pPr>
+            <w:r>
+              <w:rPr>
+                <w:lang w:val="en-US"/>
+              </w:rPr>
+              <w:t>    currentID := 0</w:t>
+            </w:r>
+          </w:p>
+          <w:p>
+            <w:pPr>
+              <w:rPr>
+                <w:lang w:val="en-US"/>
+              </w:rPr>
+            </w:pPr>
+            <w:r>
+              <w:rPr>
+                <w:lang w:val="en-US"/>
+              </w:rPr>
+              <w:t>    if v := ctx.Query("id"); v != "" {</w:t>
+            </w:r>
+          </w:p>
+          <w:p>
+            <w:pPr>
+              <w:rPr>
+                <w:lang w:val="en-US"/>
+              </w:rPr>
+            </w:pPr>
+            <w:r>
+              <w:rPr>
+                <w:lang w:val="en-US"/>
+              </w:rPr>
+              <w:t>        if parsed, e := strconv.Atoi(v); e == nil {</w:t>
+            </w:r>
+          </w:p>
+          <w:p>
+            <w:pPr>
+              <w:rPr>
+                <w:lang w:val="en-US"/>
+              </w:rPr>
+            </w:pPr>
+            <w:r>
+              <w:rPr>
+                <w:lang w:val="en-US"/>
+              </w:rPr>
+              <w:t>            currentID = parsed</w:t>
+            </w:r>
+          </w:p>
+          <w:p>
+            <w:pPr>
+              <w:rPr>
+                <w:lang w:val="en-US"/>
+              </w:rPr>
+            </w:pPr>
+            <w:r>
+              <w:rPr>
+                <w:lang w:val="en-US"/>
+              </w:rPr>
+              <w:t>        }</w:t>
+            </w:r>
+          </w:p>
+          <w:p>
+            <w:pPr>
+              <w:rPr>
+                <w:lang w:val="en-US"/>
+              </w:rPr>
+            </w:pPr>
+            <w:r>
+              <w:rPr>
+                <w:lang w:val="en-US"/>
+              </w:rPr>
+              <w:t>    }</w:t>
+            </w:r>
+          </w:p>
+          <w:p>
+            <w:pPr>
+              <w:rPr>
+                <w:lang w:val="en-US"/>
+              </w:rPr>
+            </w:pPr>
+          </w:p>
+          <w:p>
+            <w:pPr>
+              <w:rPr>
+                <w:lang w:val="en-US"/>
+              </w:rPr>
+            </w:pPr>
+            <w:r>
+              <w:rPr>
+                <w:lang w:val="en-US"/>
+              </w:rPr>
+              <w:t>    var current ds.Telescope</w:t>
+            </w:r>
+          </w:p>
+          <w:p>
+            <w:pPr>
+              <w:rPr>
+                <w:lang w:val="en-US"/>
+              </w:rPr>
+            </w:pPr>
+            <w:r>
+              <w:rPr>
+                <w:lang w:val="en-US"/>
+              </w:rPr>
+              <w:t>    found := false</w:t>
+            </w:r>
+          </w:p>
+          <w:p>
+            <w:pPr>
+              <w:rPr>
+                <w:lang w:val="en-US"/>
+              </w:rPr>
+            </w:pPr>
+            <w:r>
+              <w:rPr>
+                <w:lang w:val="en-US"/>
+              </w:rPr>
+              <w:t>    for _, t := range telescopes {</w:t>
+            </w:r>
+          </w:p>
+          <w:p>
+            <w:pPr>
+              <w:rPr>
+                <w:lang w:val="en-US"/>
+              </w:rPr>
+            </w:pPr>
+            <w:r>
+              <w:rPr>
+                <w:lang w:val="en-US"/>
+              </w:rPr>
+              <w:t>        if t.ID == uint(currentID) {</w:t>
+            </w:r>
+          </w:p>
+          <w:p>
+            <w:pPr>
+              <w:rPr>
+                <w:lang w:val="en-US"/>
+              </w:rPr>
+            </w:pPr>
+            <w:r>
+              <w:rPr>
+                <w:lang w:val="en-US"/>
+              </w:rPr>
+              <w:t>            current = t</w:t>
+            </w:r>
+          </w:p>
+          <w:p>
+            <w:pPr>
+              <w:rPr>
+                <w:lang w:val="en-US"/>
+              </w:rPr>
+            </w:pPr>
+            <w:r>
+              <w:rPr>
+                <w:lang w:val="en-US"/>
+              </w:rPr>
+              <w:t>            found = true</w:t>
+            </w:r>
+          </w:p>
+          <w:p>
+            <w:pPr>
+              <w:rPr>
+                <w:lang w:val="en-US"/>
+              </w:rPr>
+            </w:pPr>
+            <w:r>
+              <w:rPr>
+                <w:lang w:val="en-US"/>
+              </w:rPr>
+              <w:t>            break</w:t>
+            </w:r>
+          </w:p>
+          <w:p>
+            <w:pPr>
+              <w:rPr>
+                <w:lang w:val="en-US"/>
+              </w:rPr>
+            </w:pPr>
+            <w:r>
+              <w:rPr>
+                <w:lang w:val="en-US"/>
+              </w:rPr>
+              <w:t>        }</w:t>
+            </w:r>
+          </w:p>
+          <w:p>
+            <w:pPr>
+              <w:rPr>
+                <w:lang w:val="en-US"/>
+              </w:rPr>
+            </w:pPr>
+            <w:r>
+              <w:rPr>
+                <w:lang w:val="en-US"/>
+              </w:rPr>
+              <w:t>    }</w:t>
+            </w:r>
+          </w:p>
+          <w:p>
+            <w:pPr>
+              <w:rPr>
+                <w:lang w:val="en-US"/>
+              </w:rPr>
+            </w:pPr>
+            <w:r>
+              <w:rPr>
+                <w:lang w:val="en-US"/>
+              </w:rPr>
+              <w:t>    if !found {</w:t>
+            </w:r>
+          </w:p>
+          <w:p>
+            <w:pPr>
+              <w:rPr>
+                <w:lang w:val="en-US"/>
+              </w:rPr>
+            </w:pPr>
+            <w:r>
+              <w:rPr>
+                <w:lang w:val="en-US"/>
+              </w:rPr>
+              <w:t>        current = telescopes[0]</w:t>
+            </w:r>
+          </w:p>
+          <w:p>
+            <w:pPr>
+              <w:rPr>
+                <w:lang w:val="en-US"/>
+              </w:rPr>
+            </w:pPr>
+            <w:r>
+              <w:rPr>
+                <w:lang w:val="en-US"/>
+              </w:rPr>
+              <w:t>    }</w:t>
+            </w:r>
+          </w:p>
+          <w:p>
+            <w:pPr>
+              <w:rPr>
+                <w:lang w:val="en-US"/>
+              </w:rPr>
+            </w:pPr>
+          </w:p>
+          <w:p>
+            <w:pPr>
+              <w:rPr>
+                <w:lang w:val="en-US"/>
+              </w:rPr>
+            </w:pPr>
+            <w:r>
+              <w:rPr>
+                <w:lang w:val="en-US"/>
+              </w:rPr>
+              <w:t>    nextID := 0</w:t>
+            </w:r>
+          </w:p>
+          <w:p>
+            <w:pPr>
+              <w:rPr>
+                <w:lang w:val="en-US"/>
+              </w:rPr>
+            </w:pPr>
+            <w:r>
+              <w:rPr>
+                <w:lang w:val="en-US"/>
+              </w:rPr>
+              <w:t>    minID := 0</w:t>
+            </w:r>
+          </w:p>
+          <w:p>
+            <w:pPr>
+              <w:rPr>
+                <w:lang w:val="en-US"/>
+              </w:rPr>
+            </w:pPr>
+            <w:r>
+              <w:rPr>
+                <w:lang w:val="en-US"/>
+              </w:rPr>
+              <w:t>    for i, t := range telescopes {</w:t>
+            </w:r>
+          </w:p>
+          <w:p>
+            <w:pPr>
+              <w:rPr>
+                <w:lang w:val="en-US"/>
+              </w:rPr>
+            </w:pPr>
+            <w:r>
+              <w:rPr>
+                <w:lang w:val="en-US"/>
+              </w:rPr>
+              <w:t>        if i == 0 || t.ID &lt; uint(minID) {</w:t>
+            </w:r>
+          </w:p>
+          <w:p>
+            <w:pPr>
+              <w:rPr>
+                <w:lang w:val="en-US"/>
+              </w:rPr>
+            </w:pPr>
+            <w:r>
+              <w:rPr>
+                <w:lang w:val="en-US"/>
+              </w:rPr>
+              <w:t>            minID = int(t.ID)</w:t>
+            </w:r>
+          </w:p>
+          <w:p>
+            <w:pPr>
+              <w:rPr>
+                <w:lang w:val="en-US"/>
+              </w:rPr>
+            </w:pPr>
+            <w:r>
+              <w:rPr>
+                <w:lang w:val="en-US"/>
+              </w:rPr>
+              <w:t>        }</w:t>
+            </w:r>
+          </w:p>
+          <w:p>
+            <w:pPr>
+              <w:rPr>
+                <w:lang w:val="en-US"/>
+              </w:rPr>
+            </w:pPr>
+            <w:r>
+              <w:rPr>
+                <w:lang w:val="en-US"/>
+              </w:rPr>
+              <w:t>        if t.ID &gt; current.ID {</w:t>
+            </w:r>
+          </w:p>
+          <w:p>
+            <w:pPr>
+              <w:rPr>
+                <w:lang w:val="en-US"/>
+              </w:rPr>
+            </w:pPr>
+            <w:r>
+              <w:rPr>
+                <w:lang w:val="en-US"/>
+              </w:rPr>
+              <w:t>            if nextID == 0 || t.ID &lt; uint(nextID) {</w:t>
+            </w:r>
+          </w:p>
+          <w:p>
+            <w:pPr>
+              <w:rPr>
+                <w:lang w:val="en-US"/>
+              </w:rPr>
+            </w:pPr>
+            <w:r>
+              <w:rPr>
+                <w:lang w:val="en-US"/>
+              </w:rPr>
+              <w:t>                nextID = int(t.ID)</w:t>
+            </w:r>
+          </w:p>
+          <w:p>
+            <w:pPr>
+              <w:rPr>
+                <w:lang w:val="en-US"/>
+              </w:rPr>
+            </w:pPr>
+            <w:r>
+              <w:rPr>
+                <w:lang w:val="en-US"/>
+              </w:rPr>
+              <w:t>            }</w:t>
+            </w:r>
+          </w:p>
+          <w:p>
+            <w:pPr>
+              <w:rPr>
+                <w:lang w:val="en-US"/>
+              </w:rPr>
+            </w:pPr>
+            <w:r>
+              <w:rPr>
+                <w:lang w:val="en-US"/>
+              </w:rPr>
+              <w:t>        }</w:t>
+            </w:r>
+          </w:p>
+          <w:p>
+            <w:pPr>
+              <w:rPr>
+                <w:lang w:val="en-US"/>
+              </w:rPr>
+            </w:pPr>
+            <w:r>
+              <w:rPr>
+                <w:lang w:val="en-US"/>
+              </w:rPr>
+              <w:t>    }</w:t>
+            </w:r>
+          </w:p>
+          <w:p>
+            <w:pPr>
+              <w:rPr>
+                <w:lang w:val="en-US"/>
+              </w:rPr>
+            </w:pPr>
+            <w:r>
+              <w:rPr>
+                <w:lang w:val="en-US"/>
+              </w:rPr>
+              <w:t>    if nextID == 0 {</w:t>
+            </w:r>
+          </w:p>
+          <w:p>
+            <w:pPr>
+              <w:rPr>
+                <w:lang w:val="en-US"/>
+              </w:rPr>
+            </w:pPr>
+            <w:r>
+              <w:rPr>
+                <w:lang w:val="en-US"/>
+              </w:rPr>
+              <w:t>        nextID = minID</w:t>
+            </w:r>
+          </w:p>
+          <w:p>
+            <w:pPr>
+              <w:rPr>
+                <w:lang w:val="en-US"/>
+              </w:rPr>
+            </w:pPr>
+            <w:r>
+              <w:rPr>
+                <w:lang w:val="en-US"/>
+              </w:rPr>
+              <w:t>    }</w:t>
+            </w:r>
+          </w:p>
+          <w:p>
+            <w:pPr>
+              <w:rPr>
+                <w:lang w:val="en-US"/>
+              </w:rPr>
+            </w:pPr>
+          </w:p>
+          <w:p>
+            <w:pPr>
+              <w:rPr>
+                <w:lang w:val="en-US"/>
+              </w:rPr>
+            </w:pPr>
+            <w:r>
+              <w:rPr>
+                <w:lang w:val="en-US"/>
+              </w:rPr>
+              <w:t>    likesCount, err := h.Repository.GetTelescopeLikesCount(current.ID)</w:t>
+            </w:r>
+          </w:p>
+          <w:p>
+            <w:pPr>
+              <w:rPr>
+                <w:lang w:val="en-US"/>
+              </w:rPr>
+            </w:pPr>
+            <w:r>
+              <w:rPr>
+                <w:lang w:val="en-US"/>
+              </w:rPr>
+              <w:t>    if err != nil {</w:t>
+            </w:r>
+          </w:p>
+          <w:p>
+            <w:pPr>
+              <w:rPr>
+                <w:lang w:val="en-US"/>
+              </w:rPr>
+            </w:pPr>
+            <w:r>
+              <w:rPr>
+                <w:lang w:val="en-US"/>
+              </w:rPr>
+              <w:t>        logrus.Error("likes count:", err)</w:t>
+            </w:r>
+          </w:p>
+          <w:p>
+            <w:pPr>
+              <w:rPr>
+                <w:lang w:val="en-US"/>
+              </w:rPr>
+            </w:pPr>
+            <w:r>
+              <w:rPr>
+                <w:lang w:val="en-US"/>
+              </w:rPr>
+              <w:t>        likesCount = 0</w:t>
+            </w:r>
+          </w:p>
+          <w:p>
+            <w:pPr>
+              <w:rPr>
+                <w:lang w:val="en-US"/>
+              </w:rPr>
+            </w:pPr>
+            <w:r>
+              <w:rPr>
+                <w:lang w:val="en-US"/>
+              </w:rPr>
+              <w:t>    }</w:t>
+            </w:r>
+          </w:p>
+          <w:p>
+            <w:pPr>
+              <w:rPr>
+                <w:lang w:val="en-US"/>
+              </w:rPr>
+            </w:pPr>
+          </w:p>
+          <w:p>
+            <w:pPr>
+              <w:rPr>
+                <w:lang w:val="en-US"/>
+              </w:rPr>
+            </w:pPr>
+            <w:r>
+              <w:rPr>
+                <w:lang w:val="en-US"/>
+              </w:rPr>
+              <w:lastRenderedPageBreak/>
+              <w:t>    ctx.HTML(http.StatusOK, "telescope-feed.html", gin.H{</w:t>
+            </w:r>
+          </w:p>
+          <w:p>
+            <w:pPr>
+              <w:rPr>
+                <w:lang w:val="en-US"/>
+              </w:rPr>
+            </w:pPr>
+            <w:r>
+              <w:rPr>
+                <w:lang w:val="en-US"/>
+              </w:rPr>
+              <w:t>        "telescope":  current,</w:t>
+            </w:r>
+          </w:p>
+          <w:p>
+            <w:pPr>
+              <w:rPr>
+                <w:lang w:val="en-US"/>
+              </w:rPr>
+            </w:pPr>
+            <w:r>
+              <w:rPr>
+                <w:lang w:val="en-US"/>
+              </w:rPr>
+              <w:t>        "next":       nextID,</w:t>
+            </w:r>
+          </w:p>
+          <w:p>
+            <w:pPr>
+              <w:rPr>
+                <w:lang w:val="en-US"/>
+              </w:rPr>
+            </w:pPr>
+            <w:r>
+              <w:rPr>
+                <w:lang w:val="en-US"/>
+              </w:rPr>
+              <w:t>        "likesCount": likesCount,</w:t>
+            </w:r>
+          </w:p>
+          <w:p>
+            <w:r>
+              <w:rPr>
+                <w:lang w:val="en-US"/>
+              </w:rPr>
+              <w:t xml:space="preserve">    </w:t>
+            </w:r>
+            <w:r>
+              <w:t>})</w:t>
+            </w:r>
+          </w:p>
+          <w:p>
+            <w:r>
+              <w:t>}</w:t>
+            </w:r>
+          </w:p>
+          <w:p>
+            <w:pPr>
+              <w:rPr>
+                <w:sz w:val="28"/>
+                <w:szCs w:val="28"/>
+              </w:rPr>
+            </w:pPr>
+          </w:p>
+        </w:tc>
+      </w:tr>
+    </w:tbl>
+    <w:p>
+      <w:pPr>
+        <w:rPr>
+          <w:sz w:val="28"/>
+          <w:szCs w:val="28"/>
+          <w:lang w:val="en-US"/>
+        </w:rPr>
+      </w:pPr>
+    </w:p>
+    <w:p>
+      <w:pPr>
+        <w:rPr>
+          <w:sz w:val="28"/>
+          <w:szCs w:val="28"/>
+        </w:rPr>
+      </w:pPr>
+      <w:r>
+        <w:rPr>
+          <w:sz w:val="28"/>
+          <w:szCs w:val="28"/>
+        </w:rPr>
+        <w:t>Теперь в файле репозитория запрашивается всегда только один телескоп и потом используется в хендлере</w:t>
+      </w:r>
+    </w:p>
+    <w:tbl>
+      <w:tblPr>
+        <w:tblStyle w:val="ac"/>
+        <w:tblW w:w="0" w:type="auto"/>
+        <w:tblLook w:val="04A0" w:firstRow="1" w:lastRow="0" w:firstColumn="1" w:lastColumn="0" w:noHBand="0" w:noVBand="1"/>
+      </w:tblPr>
+      <w:tblGrid>
+        <w:gridCol w:w="9345"/>
+      </w:tblGrid>
+      <w:tr>
+        <w:tc>
+          <w:tcPr>
+            <w:tcW w:w="9345" w:type="dxa"/>
+            <w:shd w:val="clear" w:color="auto" w:fill="E7E6E6" w:themeFill="background2"/>
+          </w:tcPr>
+          <w:p>
+            <w:pPr>
+              <w:rPr>
+                <w:lang w:val="en-US"/>
+              </w:rPr>
+            </w:pPr>
+            <w:r>
+              <w:rPr>
+                <w:lang w:val="en-US"/>
+              </w:rPr>
+              <w:t>func (r *Repository) GettelescopeFeedItem(currentID int, next bool) (ds.Telescope, error) {</w:t>
+            </w:r>
+          </w:p>
+          <w:p>
+            <w:pPr>
+              <w:rPr>
+                <w:lang w:val="en-US"/>
+              </w:rPr>
+            </w:pPr>
+            <w:r>
+              <w:rPr>
+                <w:lang w:val="en-US"/>
+              </w:rPr>
+              <w:t>    var telescope ds.Telescope</w:t>
+            </w:r>
+          </w:p>
+          <w:p>
+            <w:pPr>
+              <w:rPr>
+                <w:lang w:val="en-US"/>
+              </w:rPr>
+            </w:pPr>
+          </w:p>
+          <w:p>
+            <w:pPr>
+              <w:rPr>
+                <w:lang w:val="en-US"/>
+              </w:rPr>
+            </w:pPr>
+            <w:r>
+              <w:rPr>
+                <w:lang w:val="en-US"/>
+              </w:rPr>
+              <w:t>    if currentID == 0 {</w:t>
+            </w:r>
+          </w:p>
+          <w:p>
+            <w:pPr>
+              <w:rPr>
+                <w:lang w:val="en-US"/>
+              </w:rPr>
+            </w:pPr>
+            <w:r>
+              <w:rPr>
+                <w:lang w:val="en-US"/>
+              </w:rPr>
+              <w:t>        err := r.db.Where("status = ?", "published").Order("id asc").Limit(1).First(&amp;telescope).Error</w:t>
+            </w:r>
+          </w:p>
+          <w:p>
+            <w:pPr>
+              <w:rPr>
+                <w:lang w:val="en-US"/>
+              </w:rPr>
+            </w:pPr>
+            <w:r>
+              <w:rPr>
+                <w:lang w:val="en-US"/>
+              </w:rPr>
+              <w:t>        return telescope, err</w:t>
+            </w:r>
+          </w:p>
+          <w:p>
+            <w:pPr>
+              <w:rPr>
+                <w:lang w:val="en-US"/>
+              </w:rPr>
+            </w:pPr>
+            <w:r>
+              <w:rPr>
+                <w:lang w:val="en-US"/>
+              </w:rPr>
+              <w:t>    }</w:t>
+            </w:r>
+          </w:p>
+          <w:p>
+            <w:pPr>
+              <w:rPr>
+                <w:lang w:val="en-US"/>
+              </w:rPr>
+            </w:pPr>
+          </w:p>
+          <w:p>
+            <w:pPr>
+              <w:rPr>
+                <w:lang w:val="en-US"/>
+              </w:rPr>
+            </w:pPr>
+            <w:r>
+              <w:rPr>
+                <w:lang w:val="en-US"/>
+              </w:rPr>
+              <w:t>    if next {</w:t>
+            </w:r>
+          </w:p>
+          <w:p>
+            <w:pPr>
+              <w:rPr>
+                <w:lang w:val="en-US"/>
+              </w:rPr>
+            </w:pPr>
+            <w:r>
+              <w:rPr>
+                <w:lang w:val="en-US"/>
+              </w:rPr>
+              <w:t>        err := r.db.Where("status = ? AND id &gt; ?", "published", currentID).Order("id asc").Limit(1).First(&amp;telescope).Error</w:t>
+            </w:r>
+          </w:p>
+          <w:p>
+            <w:pPr>
+              <w:rPr>
+                <w:lang w:val="en-US"/>
+              </w:rPr>
+            </w:pPr>
+            <w:r>
+              <w:rPr>
+                <w:lang w:val="en-US"/>
+              </w:rPr>
+              <w:t>        if err != nil {</w:t>
+            </w:r>
+          </w:p>
+          <w:p>
+            <w:pPr>
+              <w:rPr>
+                <w:lang w:val="en-US"/>
+              </w:rPr>
+            </w:pPr>
+            <w:r>
+              <w:rPr>
+                <w:lang w:val="en-US"/>
+              </w:rPr>
+              <w:t>            err = r.db.Where("status = ?", "published").Order("id asc").Limit(1).First(&amp;telescope).Error</w:t>
+            </w:r>
+          </w:p>
+          <w:p>
+            <w:pPr>
+              <w:rPr>
+                <w:lang w:val="en-US"/>
+              </w:rPr>
+            </w:pPr>
+            <w:r>
+              <w:rPr>
+                <w:lang w:val="en-US"/>
+              </w:rPr>
+              <w:t>        }</w:t>
+            </w:r>
+          </w:p>
+          <w:p>
+            <w:pPr>
+              <w:rPr>
+                <w:lang w:val="en-US"/>
+              </w:rPr>
+            </w:pPr>
+            <w:r>
+              <w:rPr>
+                <w:lang w:val="en-US"/>
+              </w:rPr>
+              <w:t>        return telescope, err</w:t>
+            </w:r>
+          </w:p>
+          <w:p>
+            <w:pPr>
+              <w:rPr>
+                <w:lang w:val="en-US"/>
+              </w:rPr>
+            </w:pPr>
+            <w:r>
+              <w:rPr>
+                <w:lang w:val="en-US"/>
+              </w:rPr>
+              <w:t>    }</w:t>
+            </w:r>
+          </w:p>
+          <w:p>
+            <w:pPr>
+              <w:rPr>
+                <w:lang w:val="en-US"/>
+              </w:rPr>
+            </w:pPr>
+          </w:p>
+          <w:p>
+            <w:pPr>
+              <w:rPr>
+                <w:lang w:val="en-US"/>
+              </w:rPr>
+            </w:pPr>
+            <w:r>
+              <w:rPr>
+                <w:lang w:val="en-US"/>
+              </w:rPr>
+              <w:t>    err := r.db.Where("status = ? AND id = ?", "published", currentID).First(&amp;telescope).Error</w:t>
+            </w:r>
+          </w:p>
+          <w:p>
+            <w:r>
+              <w:rPr>
+                <w:lang w:val="en-US"/>
+              </w:rPr>
+              <w:t xml:space="preserve">    </w:t>
+            </w:r>
+            <w:r>
+              <w:t>return telescope, err</w:t>
+            </w:r>
+          </w:p>
+          <w:p>
+            <w:r>
+              <w:t>}</w:t>
+            </w:r>
+          </w:p>
+          <w:p>
+            <w:pPr>
+              <w:rPr>
+                <w:sz w:val="28"/>
+                <w:szCs w:val="28"/>
+              </w:rPr>
+            </w:pPr>
+          </w:p>
+        </w:tc>
+      </w:tr>
+    </w:tbl>
+    <w:p>
+      <w:pPr>
+        <w:rPr>
+          <w:sz w:val="28"/>
+          <w:szCs w:val="28"/>
+          <w:lang w:val="en-US"/>
+        </w:rPr>
+      </w:pPr>
+    </w:p>
+    <w:tbl>
+      <w:tblPr>
+        <w:tblStyle w:val="ac"/>
+        <w:tblW w:w="0" w:type="auto"/>
+        <w:tblLook w:val="04A0" w:firstRow="1" w:lastRow="0" w:firstColumn="1" w:lastColumn="0" w:noHBand="0" w:noVBand="1"/>
+      </w:tblPr>
+      <w:tblGrid>
+        <w:gridCol w:w="9345"/>
+      </w:tblGrid>
+      <w:tr>
+        <w:tc>
+          <w:tcPr>
+            <w:tcW w:w="9345" w:type="dxa"/>
+            <w:shd w:val="clear" w:color="auto" w:fill="E7E6E6" w:themeFill="background2"/>
+          </w:tcPr>
+          <w:p>
+            <w:pPr>
+              <w:rPr>
+                <w:lang w:val="en-US"/>
+              </w:rPr>
+            </w:pPr>
+            <w:r>
+              <w:rPr>
+                <w:lang w:val="en-US"/>
+              </w:rPr>
+              <w:t>func (h *Handler) GetTelescopeFeed(ctx *gin.Context) {</w:t>
+            </w:r>
+          </w:p>
+          <w:p>
+            <w:pPr>
+              <w:rPr>
+                <w:lang w:val="en-US"/>
+              </w:rPr>
+            </w:pPr>
+            <w:r>
+              <w:rPr>
+                <w:lang w:val="en-US"/>
+              </w:rPr>
+              <w:t>    idStr := ctx.Param("id")</w:t>
+            </w:r>
+          </w:p>
+          <w:p>
+            <w:pPr>
+              <w:rPr>
+                <w:lang w:val="en-US"/>
+              </w:rPr>
+            </w:pPr>
+            <w:r>
+              <w:rPr>
+                <w:lang w:val="en-US"/>
+              </w:rPr>
+              <w:t>    var id int</w:t>
+            </w:r>
+          </w:p>
+          <w:p>
+            <w:pPr>
+              <w:rPr>
+                <w:lang w:val="en-US"/>
+              </w:rPr>
+            </w:pPr>
+            <w:r>
+              <w:rPr>
+                <w:lang w:val="en-US"/>
+              </w:rPr>
+              <w:t>    var err error</w:t>
+            </w:r>
+          </w:p>
+          <w:p>
+            <w:pPr>
+              <w:rPr>
+                <w:lang w:val="en-US"/>
+              </w:rPr>
+            </w:pPr>
+            <w:r>
+              <w:rPr>
+                <w:lang w:val="en-US"/>
+              </w:rPr>
+              <w:t>    if idStr != "" {</w:t>
+            </w:r>
+          </w:p>
+          <w:p>
+            <w:pPr>
+              <w:rPr>
+                <w:lang w:val="en-US"/>
+              </w:rPr>
+            </w:pPr>
+            <w:r>
+              <w:rPr>
+                <w:lang w:val="en-US"/>
+              </w:rPr>
+              <w:t>        id, err = strconv.Atoi(idStr)</w:t>
+            </w:r>
+          </w:p>
+          <w:p>
+            <w:pPr>
+              <w:rPr>
+                <w:lang w:val="en-US"/>
+              </w:rPr>
+            </w:pPr>
+            <w:r>
+              <w:rPr>
+                <w:lang w:val="en-US"/>
+              </w:rPr>
+              <w:t>        if err != nil {</w:t>
+            </w:r>
+          </w:p>
+          <w:p>
+            <w:pPr>
+              <w:rPr>
+                <w:lang w:val="en-US"/>
+              </w:rPr>
+            </w:pPr>
+            <w:r>
+              <w:rPr>
+                <w:lang w:val="en-US"/>
+              </w:rPr>
+              <w:t>            ctx.String(http.StatusBadRequest, "Invalid ID")</w:t>
+            </w:r>
+          </w:p>
+          <w:p>
+            <w:pPr>
+              <w:rPr>
+                <w:lang w:val="en-US"/>
+              </w:rPr>
+            </w:pPr>
+            <w:r>
+              <w:rPr>
+                <w:lang w:val="en-US"/>
+              </w:rPr>
+              <w:t>            return</w:t>
+            </w:r>
+          </w:p>
+          <w:p>
+            <w:pPr>
+              <w:rPr>
+                <w:lang w:val="en-US"/>
+              </w:rPr>
+            </w:pPr>
+            <w:r>
+              <w:rPr>
+                <w:lang w:val="en-US"/>
+              </w:rPr>
+              <w:t>        }</w:t>
+            </w:r>
+          </w:p>
+          <w:p>
+            <w:pPr>
+              <w:rPr>
+                <w:lang w:val="en-US"/>
+              </w:rPr>
+            </w:pPr>
+            <w:r>
+              <w:rPr>
+                <w:lang w:val="en-US"/>
+              </w:rPr>
+              <w:t>    }</w:t>
+            </w:r>
+          </w:p>
+          <w:p>
+            <w:pPr>
+              <w:rPr>
+                <w:lang w:val="en-US"/>
+              </w:rPr>
+            </w:pPr>
+          </w:p>
+          <w:p>
+            <w:pPr>
+              <w:rPr>
+                <w:lang w:val="en-US"/>
+              </w:rPr>
+            </w:pPr>
+            <w:r>
+              <w:rPr>
+                <w:lang w:val="en-US"/>
+              </w:rPr>
+              <w:t>    next := ctx.Query("next") == "true"</w:t>
+            </w:r>
+          </w:p>
+          <w:p>
+            <w:pPr>
+              <w:rPr>
+                <w:lang w:val="en-US"/>
+              </w:rPr>
+            </w:pPr>
+          </w:p>
+          <w:p>
+            <w:pPr>
+              <w:rPr>
+                <w:lang w:val="en-US"/>
+              </w:rPr>
+            </w:pPr>
+            <w:r>
+              <w:rPr>
+                <w:lang w:val="en-US"/>
+              </w:rPr>
+              <w:t>    telescope, err := h.Repository.GetTelescopeFeedItem(id, next)</w:t>
+            </w:r>
+          </w:p>
+          <w:p>
+            <w:pPr>
+              <w:rPr>
+                <w:lang w:val="en-US"/>
+              </w:rPr>
+            </w:pPr>
+            <w:r>
+              <w:rPr>
+                <w:lang w:val="en-US"/>
+              </w:rPr>
+              <w:t>    if err != nil {</w:t>
+            </w:r>
+          </w:p>
+          <w:p>
+            <w:pPr>
+              <w:rPr>
+                <w:lang w:val="en-US"/>
+              </w:rPr>
+            </w:pPr>
+            <w:r>
+              <w:rPr>
+                <w:lang w:val="en-US"/>
+              </w:rPr>
+              <w:t>        ctx.String(http.StatusNotFound, err.Error())</w:t>
+            </w:r>
+          </w:p>
+          <w:p>
+            <w:pPr>
+              <w:rPr>
+                <w:lang w:val="en-US"/>
+              </w:rPr>
+            </w:pPr>
+            <w:r>
+              <w:rPr>
+                <w:lang w:val="en-US"/>
+              </w:rPr>
+              <w:t>        return</w:t>
+            </w:r>
+          </w:p>
+          <w:p>
+            <w:pPr>
+              <w:rPr>
+                <w:lang w:val="en-US"/>
+              </w:rPr>
+            </w:pPr>
+            <w:r>
+              <w:rPr>
+                <w:lang w:val="en-US"/>
+              </w:rPr>
+              <w:lastRenderedPageBreak/>
+              <w:t>    }</w:t>
+            </w:r>
+          </w:p>
+          <w:p>
+            <w:pPr>
+              <w:rPr>
+                <w:lang w:val="en-US"/>
+              </w:rPr>
+            </w:pPr>
+          </w:p>
+          <w:p>
+            <w:pPr>
+              <w:rPr>
+                <w:lang w:val="en-US"/>
+              </w:rPr>
+            </w:pPr>
+            <w:r>
+              <w:rPr>
+                <w:lang w:val="en-US"/>
+              </w:rPr>
+              <w:t>    likesCount, err := h.Repository.GetTelescopeLikesCount(telescope.ID)</w:t>
+            </w:r>
+          </w:p>
+          <w:p>
+            <w:pPr>
+              <w:rPr>
+                <w:lang w:val="en-US"/>
+              </w:rPr>
+            </w:pPr>
+            <w:r>
+              <w:rPr>
+                <w:lang w:val="en-US"/>
+              </w:rPr>
+              <w:t>    if err != nil {</w:t>
+            </w:r>
+          </w:p>
+          <w:p>
+            <w:pPr>
+              <w:rPr>
+                <w:lang w:val="en-US"/>
+              </w:rPr>
+            </w:pPr>
+            <w:r>
+              <w:rPr>
+                <w:lang w:val="en-US"/>
+              </w:rPr>
+              <w:t>        logrus.Error("likes count:", err)</w:t>
+            </w:r>
+          </w:p>
+          <w:p>
+            <w:pPr>
+              <w:rPr>
+                <w:lang w:val="en-US"/>
+              </w:rPr>
+            </w:pPr>
+            <w:r>
+              <w:rPr>
+                <w:lang w:val="en-US"/>
+              </w:rPr>
+              <w:t>        likesCount = 0</w:t>
+            </w:r>
+          </w:p>
+          <w:p>
+            <w:pPr>
+              <w:rPr>
+                <w:lang w:val="en-US"/>
+              </w:rPr>
+            </w:pPr>
+            <w:r>
+              <w:rPr>
+                <w:lang w:val="en-US"/>
+              </w:rPr>
+              <w:t>    }</w:t>
+            </w:r>
+          </w:p>
+          <w:p>
+            <w:pPr>
+              <w:rPr>
+                <w:lang w:val="en-US"/>
+              </w:rPr>
+            </w:pPr>
+          </w:p>
+          <w:p>
+            <w:pPr>
+              <w:rPr>
+                <w:lang w:val="en-US"/>
+              </w:rPr>
+            </w:pPr>
+            <w:r>
+              <w:rPr>
+                <w:lang w:val="en-US"/>
+              </w:rPr>
+              <w:t>    ctx.HTML(http.StatusOK, "telescope-feed.html", gin.H{</w:t>
+            </w:r>
+          </w:p>
+          <w:p>
+            <w:r>
+              <w:rPr>
+                <w:lang w:val="en-US"/>
+              </w:rPr>
+              <w:t xml:space="preserve">        </w:t>
+            </w:r>
+            <w:r>
+              <w:t>"telescope":  telescope,</w:t>
+            </w:r>
+          </w:p>
+          <w:p>
+            <w:r>
+              <w:t>        "likesCount": likesCount,</w:t>
+            </w:r>
+          </w:p>
+          <w:p>
+            <w:r>
+              <w:t>    })</w:t>
+            </w:r>
+          </w:p>
+          <w:p>
+            <w:r>
+              <w:t>}</w:t>
+            </w:r>
+          </w:p>
+          <w:p>
+            <w:pPr>
+              <w:rPr>
+                <w:sz w:val="28"/>
+                <w:szCs w:val="28"/>
+                <w:lang w:val="en-US"/>
+              </w:rPr>
+            </w:pPr>
+          </w:p>
+        </w:tc>
+      </w:tr>
+    </w:tbl>
+    <w:p>
+      <w:pPr>
+        <w:rPr>
+          <w:sz w:val="28"/>
+          <w:szCs w:val="28"/>
+          <w:lang w:val="en-US"/>
+        </w:rPr>
+      </w:pPr>
+    </w:p>
+    <w:p>
+      <w:pPr>
+        <w:rPr>
+          <w:sz w:val="28"/>
+          <w:szCs w:val="28"/>
+        </w:rPr>
+      </w:pPr>
+      <w:r>
+        <w:rPr>
+          <w:sz w:val="28"/>
+          <w:szCs w:val="28"/>
+        </w:rPr>
+        <w:t>Не было кнопок «Удалить» на карточках</w:t>
       </w:r>
     </w:p>
     <w:p>
@@ -237,7 +1644,150 @@
           <w:noProof/>
         </w:rPr>
         <w:drawing>
-          <wp:inline distT="0" distB="0" distL="0" distR="0" wp14:anchorId="512F8078" wp14:editId="7F81107E">
+          <wp:inline distT="0" distB="0" distL="0" distR="0" wp14:anchorId="5F4C33F8" wp14:editId="052E1CDD">
+            <wp:extent cx="2404533" cy="5853685"/>
+            <wp:effectExtent l="0" t="0" r="0" b="0"/>
+            <wp:docPr id="2005790456" name="Рисунок 1"/>
+            <wp:cNvGraphicFramePr>
+              <a:graphicFrameLocks xmlns:a="http://schemas.openxmlformats.org/drawingml/2006/main" noChangeAspect="1"/>
+            </wp:cNvGraphicFramePr>
+            <a:graphic xmlns:a="http://schemas.openxmlformats.org/drawingml/2006/main">
+              <a:graphicData uri="http://schemas.openxmlformats.org/drawingml/2006/picture">
+                <pic:pic xmlns:pic="http://schemas.openxmlformats.org/drawingml/2006/picture">
+                  <pic:nvPicPr>
+                    <pic:cNvPr id="0" name="Picture 1"/>
+                    <pic:cNvPicPr>
+                      <a:picLocks noChangeAspect="1" noChangeArrowheads="1"/>
+                    </pic:cNvPicPr>
+                  </pic:nvPicPr>
+                  <pic:blipFill rotWithShape="1">
+                    <a:blip r:embed="rId5" cstate="print">
+                      <a:extLst>
+                        <a:ext uri="{28A0092B-C50C-407E-A947-70E740481C1C}">
+                          <a14:useLocalDpi xmlns:a14="http://schemas.microsoft.com/office/drawing/2010/main" val="0"/>
+                        </a:ext>
+                      </a:extLst>
+                    </a:blip>
+                    <a:srcRect b="21149"/>
+                    <a:stretch>
+                      <a:fillRect/>
+                    </a:stretch>
+                  </pic:blipFill>
+                  <pic:spPr bwMode="auto">
+                    <a:xfrm>
+                      <a:off x="0" y="0"/>
+                      <a:ext cx="2430083" cy="5915886"/>
+                    </a:xfrm>
+                    <a:prstGeom prst="rect">
+                      <a:avLst/>
+                    </a:prstGeom>
+                    <a:noFill/>
+                    <a:ln>
+                      <a:noFill/>
+                    </a:ln>
+                    <a:extLst>
+                      <a:ext uri="{53640926-AAD7-44D8-BBD7-CCE9431645EC}">
+                        <a14:shadowObscured xmlns:a14="http://schemas.microsoft.com/office/drawing/2010/main"/>
+                      </a:ext>
+                    </a:extLst>
+                  </pic:spPr>
+                </pic:pic>
+              </a:graphicData>
+            </a:graphic>
+          </wp:inline>
+        </w:drawing>
+      </w:r>
+    </w:p>
+    <w:p>
+      <w:pPr>
+        <w:rPr>
+          <w:sz w:val="28"/>
+          <w:szCs w:val="28"/>
+        </w:rPr>
+      </w:pPr>
+      <w:r>
+        <w:rPr>
+          <w:sz w:val="28"/>
+          <w:szCs w:val="28"/>
+        </w:rPr>
+        <w:lastRenderedPageBreak/>
+        <w:t>Теперь эти кнопки есть</w:t>
+      </w:r>
+    </w:p>
+    <w:p>
+      <w:pPr>
+        <w:jc w:val="center"/>
+      </w:pPr>
+      <w:r>
+        <w:drawing>
+          <wp:inline distT="0" distB="0" distL="0" distR="0" wp14:anchorId="0EC04005" wp14:editId="2FE1E9DF">
+            <wp:extent cx="3661066" cy="7476066"/>
+            <wp:effectExtent l="0" t="0" r="0" b="0"/>
+            <wp:docPr id="1314525278" name="Рисунок 1"/>
+            <wp:cNvGraphicFramePr>
+              <a:graphicFrameLocks xmlns:a="http://schemas.openxmlformats.org/drawingml/2006/main" noChangeAspect="1"/>
+            </wp:cNvGraphicFramePr>
+            <a:graphic xmlns:a="http://schemas.openxmlformats.org/drawingml/2006/main">
+              <a:graphicData uri="http://schemas.openxmlformats.org/drawingml/2006/picture">
+                <pic:pic xmlns:pic="http://schemas.openxmlformats.org/drawingml/2006/picture">
+                  <pic:nvPicPr>
+                    <pic:cNvPr id="1314525278" name=""/>
+                    <pic:cNvPicPr/>
+                  </pic:nvPicPr>
+                  <pic:blipFill>
+                    <a:blip r:embed="rId7"/>
+                    <a:stretch>
+                      <a:fillRect/>
+                    </a:stretch>
+                  </pic:blipFill>
+                  <pic:spPr>
+                    <a:xfrm>
+                      <a:off x="0" y="0"/>
+                      <a:ext cx="3663212" cy="7480449"/>
+                    </a:xfrm>
+                    <a:prstGeom prst="rect">
+                      <a:avLst/>
+                    </a:prstGeom>
+                  </pic:spPr>
+                </pic:pic>
+              </a:graphicData>
+            </a:graphic>
+          </wp:inline>
+        </w:drawing>
+      </w:r>
+    </w:p>
+    <w:p>
+      <w:r>
+        <w:br w:type="page"/>
+      </w:r>
+    </w:p>
+    <w:p>
+      <w:pPr>
+        <w:rPr>
+          <w:sz w:val="28"/>
+          <w:szCs w:val="28"/>
+          <w:lang w:val="en-US"/>
+        </w:rPr>
+      </w:pPr>
+      <w:r>
+        <w:rPr>
+          <w:sz w:val="28"/>
+          <w:szCs w:val="28"/>
+        </w:rPr>
+        <w:lastRenderedPageBreak/>
+        <w:t>Ранее вкладка «добавление» не имела кнопки «далее» или «опубликовать» и не делилась на этапы</w:t>
+      </w:r>
+    </w:p>
+    <w:p>
+      <w:pPr>
+        <w:jc w:val="center"/>
+      </w:pPr>
+      <w:r>
+        <w:rPr>
+          <w:noProof/>
+        </w:rPr>
+        <w:drawing>
+          <wp:inline distT="0" distB="0" distL="0" distR="0" wp14:anchorId="30E2B8FF" wp14:editId="04DFDBAB">
             <wp:extent cx="2431460" cy="8170333"/>
             <wp:effectExtent l="0" t="0" r="6985" b="2540"/>
             <wp:docPr id="1970679427" name="Рисунок 3"/>
@@ -292,33 +1842,55 @@
       </w:r>
     </w:p>
     <w:p>
+      <w:pPr>
+        <w:rPr>
+          <w:sz w:val="28"/>
+          <w:szCs w:val="28"/>
+        </w:rPr>
+      </w:pPr>
       <w:r>
+        <w:rPr>
+          <w:sz w:val="28"/>
+          <w:szCs w:val="28"/>
+        </w:rPr>
         <w:lastRenderedPageBreak/>
-        <w:t>Добавлена информация о полях по теме на страницу ленты, текст до кнопки ещё сокращен до 2 строк</w:t>
+        <w:t>Теперь это всё есть</w:t>
       </w:r>
     </w:p>
     <w:p>
+      <w:pPr>
+        <w:rPr>
+          <w:sz w:val="28"/>
+          <w:szCs w:val="28"/>
+          <w:lang w:val="en-US"/>
+        </w:rPr>
+      </w:pPr>
       <w:r>
-        <w:t>Раньше</w:t>
+        <w:rPr>
+          <w:sz w:val="28"/>
+          <w:szCs w:val="28"/>
+        </w:rPr>
+        <w:t>Стадия «Создание»</w:t>
       </w:r>
     </w:p>
     <w:p>
       <w:pPr>
         <w:jc w:val="center"/>
+        <w:rPr>
+          <w:sz w:val="28"/>
+          <w:szCs w:val="28"/>
+        </w:rPr>
       </w:pPr>
       <w:r>
         <w:rPr>
-          <w:rFonts w:ascii="Times New Roman" w:hAnsi="Times New Roman" w:cs="Times New Roman"/>
-          <w:noProof/>
-          <w:sz w:val="28"/>
-          <w:szCs w:val="28"/>
-          <w:lang w:val="en-US"/>
+          <w:sz w:val="28"/>
+          <w:szCs w:val="28"/>
         </w:rPr>
         <w:drawing>
-          <wp:inline distT="0" distB="0" distL="0" distR="0" wp14:anchorId="714BB30C" wp14:editId="1A34F218">
-            <wp:extent cx="2421467" cy="3783542"/>
-            <wp:effectExtent l="0" t="0" r="0" b="7620"/>
-            <wp:docPr id="1710197046" name="Рисунок 1"/>
+          <wp:inline distT="0" distB="0" distL="0" distR="0" wp14:anchorId="6E9B1C34" wp14:editId="574D1704">
+            <wp:extent cx="1890421" cy="4123267"/>
+            <wp:effectExtent l="0" t="0" r="0" b="0"/>
+            <wp:docPr id="1169710416" name="Рисунок 1"/>
             <wp:cNvGraphicFramePr>
               <a:graphicFrameLocks xmlns:a="http://schemas.openxmlformats.org/drawingml/2006/main" noChangeAspect="1"/>
             </wp:cNvGraphicFramePr>
@@ -326,7 +1898,7 @@
               <a:graphicData uri="http://schemas.openxmlformats.org/drawingml/2006/picture">
                 <pic:pic xmlns:pic="http://schemas.openxmlformats.org/drawingml/2006/picture">
                   <pic:nvPicPr>
-                    <pic:cNvPr id="1710197046" name=""/>
+                    <pic:cNvPr id="1169710416" name=""/>
                     <pic:cNvPicPr/>
                   </pic:nvPicPr>
                   <pic:blipFill>
@@ -338,7 +1910,7 @@
                   <pic:spPr>
                     <a:xfrm>
                       <a:off x="0" y="0"/>
-                      <a:ext cx="2429522" cy="3796127"/>
+                      <a:ext cx="1894863" cy="4132956"/>
                     </a:xfrm>
                     <a:prstGeom prst="rect">
                       <a:avLst/>
@@ -354,20 +1926,22 @@
     <w:p>
       <w:pPr>
         <w:jc w:val="center"/>
+        <w:rPr>
+          <w:sz w:val="28"/>
+          <w:szCs w:val="28"/>
+          <w:lang w:val="en-US"/>
+        </w:rPr>
       </w:pPr>
       <w:r>
         <w:rPr>
-          <w:rFonts w:ascii="Times New Roman" w:hAnsi="Times New Roman" w:cs="Times New Roman"/>
-          <w:noProof/>
-          <w:sz w:val="28"/>
-          <w:szCs w:val="28"/>
-          <w:lang w:val="en-US"/>
+          <w:sz w:val="28"/>
+          <w:szCs w:val="28"/>
         </w:rPr>
         <w:drawing>
-          <wp:inline distT="0" distB="0" distL="0" distR="0" wp14:anchorId="07E02E5E" wp14:editId="052B61C7">
-            <wp:extent cx="2292295" cy="4512733"/>
-            <wp:effectExtent l="0" t="0" r="0" b="2540"/>
-            <wp:docPr id="848089347" name="Рисунок 1"/>
+          <wp:inline distT="0" distB="0" distL="0" distR="0" wp14:anchorId="296F824D" wp14:editId="00019A8B">
+            <wp:extent cx="1938866" cy="2040092"/>
+            <wp:effectExtent l="0" t="0" r="4445" b="0"/>
+            <wp:docPr id="1507461825" name="Рисунок 1"/>
             <wp:cNvGraphicFramePr>
               <a:graphicFrameLocks xmlns:a="http://schemas.openxmlformats.org/drawingml/2006/main" noChangeAspect="1"/>
             </wp:cNvGraphicFramePr>
@@ -375,7 +1949,7 @@
               <a:graphicData uri="http://schemas.openxmlformats.org/drawingml/2006/picture">
                 <pic:pic xmlns:pic="http://schemas.openxmlformats.org/drawingml/2006/picture">
                   <pic:nvPicPr>
-                    <pic:cNvPr id="848089347" name=""/>
+                    <pic:cNvPr id="1507461825" name=""/>
                     <pic:cNvPicPr/>
                   </pic:nvPicPr>
                   <pic:blipFill>
@@ -387,7 +1961,7 @@
                   <pic:spPr>
                     <a:xfrm>
                       <a:off x="0" y="0"/>
-                      <a:ext cx="2298886" cy="4525708"/>
+                      <a:ext cx="1947367" cy="2049037"/>
                     </a:xfrm>
                     <a:prstGeom prst="rect">
                       <a:avLst/>
@@ -401,24 +1975,99 @@
       </w:r>
     </w:p>
     <w:p>
-      <w:r>
-        <w:lastRenderedPageBreak/>
-        <w:t>Теперь</w:t>
-      </w:r>
-    </w:p>
-    <w:p>
       <w:pPr>
         <w:jc w:val="center"/>
+        <w:rPr>
+          <w:sz w:val="28"/>
+          <w:szCs w:val="28"/>
+          <w:lang w:val="en-US"/>
+        </w:rPr>
+      </w:pPr>
+    </w:p>
+    <w:p>
+      <w:pPr>
+        <w:jc w:val="center"/>
+        <w:rPr>
+          <w:sz w:val="28"/>
+          <w:szCs w:val="28"/>
+          <w:lang w:val="en-US"/>
+        </w:rPr>
+      </w:pPr>
+    </w:p>
+    <w:p>
+      <w:pPr>
+        <w:jc w:val="center"/>
+        <w:rPr>
+          <w:sz w:val="28"/>
+          <w:szCs w:val="28"/>
+          <w:lang w:val="en-US"/>
+        </w:rPr>
+      </w:pPr>
+    </w:p>
+    <w:p>
+      <w:pPr>
+        <w:jc w:val="center"/>
+        <w:rPr>
+          <w:sz w:val="28"/>
+          <w:szCs w:val="28"/>
+          <w:lang w:val="en-US"/>
+        </w:rPr>
+      </w:pPr>
+    </w:p>
+    <w:p>
+      <w:pPr>
+        <w:jc w:val="center"/>
+        <w:rPr>
+          <w:sz w:val="28"/>
+          <w:szCs w:val="28"/>
+          <w:lang w:val="en-US"/>
+        </w:rPr>
+      </w:pPr>
+    </w:p>
+    <w:p>
+      <w:pPr>
+        <w:jc w:val="center"/>
+        <w:rPr>
+          <w:sz w:val="28"/>
+          <w:szCs w:val="28"/>
+          <w:lang w:val="en-US"/>
+        </w:rPr>
+      </w:pPr>
+    </w:p>
+    <w:p>
+      <w:pPr>
+        <w:rPr>
+          <w:sz w:val="28"/>
+          <w:szCs w:val="28"/>
+        </w:rPr>
       </w:pPr>
       <w:r>
         <w:rPr>
-          <w:noProof/>
+          <w:sz w:val="28"/>
+          <w:szCs w:val="28"/>
+        </w:rPr>
+        <w:lastRenderedPageBreak/>
+        <w:t>Стадия «Публикация»</w:t>
+      </w:r>
+    </w:p>
+    <w:p>
+      <w:pPr>
+        <w:jc w:val="center"/>
+        <w:rPr>
+          <w:sz w:val="28"/>
+          <w:szCs w:val="28"/>
+        </w:rPr>
+      </w:pPr>
+      <w:r>
+        <w:rPr>
+          <w:sz w:val="28"/>
+          <w:szCs w:val="28"/>
         </w:rPr>
         <w:drawing>
-          <wp:inline distT="0" distB="0" distL="0" distR="0" wp14:anchorId="5D657C9C" wp14:editId="506F4E66">
-            <wp:extent cx="3107336" cy="5528734"/>
+          <wp:inline distT="0" distB="0" distL="0" distR="0" wp14:anchorId="4D07B1F6" wp14:editId="122BECB9">
+            <wp:extent cx="2767416" cy="6002866"/>
             <wp:effectExtent l="0" t="0" r="0" b="0"/>
-            <wp:docPr id="1113196072" name="Рисунок 4"/>
+            <wp:docPr id="1671584137" name="Рисунок 1"/>
             <wp:cNvGraphicFramePr>
               <a:graphicFrameLocks xmlns:a="http://schemas.openxmlformats.org/drawingml/2006/main" noChangeAspect="1"/>
             </wp:cNvGraphicFramePr>
@@ -426,36 +2075,74 @@
               <a:graphicData uri="http://schemas.openxmlformats.org/drawingml/2006/picture">
                 <pic:pic xmlns:pic="http://schemas.openxmlformats.org/drawingml/2006/picture">
                   <pic:nvPicPr>
-                    <pic:cNvPr id="0" name="Picture 4"/>
-                    <pic:cNvPicPr>
-                      <a:picLocks noChangeAspect="1" noChangeArrowheads="1"/>
-                    </pic:cNvPicPr>
+                    <pic:cNvPr id="1671584137" name=""/>
+                    <pic:cNvPicPr/>
                   </pic:nvPicPr>
                   <pic:blipFill>
-                    <a:blip r:embed="rId11">
-                      <a:extLst>
-                        <a:ext uri="{28A0092B-C50C-407E-A947-70E740481C1C}">
-                          <a14:useLocalDpi xmlns:a14="http://schemas.microsoft.com/office/drawing/2010/main" val="0"/>
-                        </a:ext>
-                      </a:extLst>
-                    </a:blip>
-                    <a:srcRect/>
+                    <a:blip r:embed="rId11"/>
                     <a:stretch>
                       <a:fillRect/>
                     </a:stretch>
                   </pic:blipFill>
-                  <pic:spPr bwMode="auto">
+                  <pic:spPr>
                     <a:xfrm>
                       <a:off x="0" y="0"/>
-                      <a:ext cx="3112294" cy="5537556"/>
+                      <a:ext cx="2770061" cy="6008603"/>
                     </a:xfrm>
                     <a:prstGeom prst="rect">
                       <a:avLst/>
                     </a:prstGeom>
-                    <a:noFill/>
-                    <a:ln>
-                      <a:noFill/>
-                    </a:ln>
+                  </pic:spPr>
+                </pic:pic>
+              </a:graphicData>
+            </a:graphic>
+          </wp:inline>
+        </w:drawing>
+      </w:r>
+    </w:p>
+    <w:p>
+      <w:pPr>
+        <w:jc w:val="center"/>
+        <w:rPr>
+          <w:sz w:val="28"/>
+          <w:szCs w:val="28"/>
+        </w:rPr>
+      </w:pPr>
+      <w:r>
+        <w:rPr>
+          <w:sz w:val="28"/>
+          <w:szCs w:val="28"/>
+        </w:rPr>
+        <w:lastRenderedPageBreak/>
+        <w:drawing>
+          <wp:inline distT="0" distB="0" distL="0" distR="0" wp14:anchorId="0780CFBB" wp14:editId="25748108">
+            <wp:extent cx="2973740" cy="6620933"/>
+            <wp:effectExtent l="0" t="0" r="0" b="8890"/>
+            <wp:docPr id="1273791026" name="Рисунок 1"/>
+            <wp:cNvGraphicFramePr>
+              <a:graphicFrameLocks xmlns:a="http://schemas.openxmlformats.org/drawingml/2006/main" noChangeAspect="1"/>
+            </wp:cNvGraphicFramePr>
+            <a:graphic xmlns:a="http://schemas.openxmlformats.org/drawingml/2006/main">
+              <a:graphicData uri="http://schemas.openxmlformats.org/drawingml/2006/picture">
+                <pic:pic xmlns:pic="http://schemas.openxmlformats.org/drawingml/2006/picture">
+                  <pic:nvPicPr>
+                    <pic:cNvPr id="1273791026" name=""/>
+                    <pic:cNvPicPr/>
+                  </pic:nvPicPr>
+                  <pic:blipFill>
+                    <a:blip r:embed="rId12"/>
+                    <a:stretch>
+                      <a:fillRect/>
+                    </a:stretch>
+                  </pic:blipFill>
+                  <pic:spPr>
+                    <a:xfrm>
+                      <a:off x="0" y="0"/>
+                      <a:ext cx="2977431" cy="6629151"/>
+                    </a:xfrm>
+                    <a:prstGeom prst="rect">
+                      <a:avLst/>
+                    </a:prstGeom>
                   </pic:spPr>
                 </pic:pic>
               </a:graphicData>
@@ -1077,7 +2764,6 @@
   <w:style w:type="character" w:default="1" w:styleId="a0">
     <w:name w:val="Default Paragraph Font"/>
     <w:uiPriority w:val="1"/>
-    <w:semiHidden/>
     <w:unhideWhenUsed/>
   </w:style>
   <w:style w:type="table" w:default="1" w:styleId="a1">
@@ -1391,6 +3077,25 @@
       <w:spacing w:val="5"/>
     </w:rPr>
   </w:style>
+  <w:style w:type="table" w:styleId="ac">
+    <w:name w:val="Table Grid"/>
+    <w:basedOn w:val="a1"/>
+    <w:uiPriority w:val="39"/>
+    <w:rsid w:val="00F64D16"/>
+    <w:pPr>
+      <w:spacing w:after="0" w:line="240" w:lineRule="auto"/>
+    </w:pPr>
+    <w:tblPr>
+      <w:tblBorders>
+        <w:top w:val="single" w:sz="4" w:space="0" w:color="auto"/>
+        <w:left w:val="single" w:sz="4" w:space="0" w:color="auto"/>
+        <w:bottom w:val="single" w:sz="4" w:space="0" w:color="auto"/>
+        <w:right w:val="single" w:sz="4" w:space="0" w:color="auto"/>
+        <w:insideH w:val="single" w:sz="4" w:space="0" w:color="auto"/>
+        <w:insideV w:val="single" w:sz="4" w:space="0" w:color="auto"/>
+      </w:tblBorders>
+    </w:tblPr>
+  </w:style>
 </w:styles>
 </file>
 
